--- a/工具链说明文档.docx
+++ b/工具链说明文档.docx
@@ -14888,35 +14888,11 @@
       <w:pPr>
         <w:spacing w:after="0" w:line="240" w:lineRule="auto"/>
         <w:rPr>
-          <w:rFonts w:ascii="Times New Roman" w:eastAsia="宋体" w:hAnsi="Times New Roman" w:cs="Times New Roman" w:hint="eastAsia"/>
-          <w:sz w:val="18"/>
-          <w:szCs w:val="18"/>
-        </w:rPr>
-      </w:pPr>
-      <w:r>
-        <w:rPr>
-          <w:rFonts w:ascii="Times New Roman" w:eastAsia="宋体" w:hAnsi="Times New Roman" w:cs="Times New Roman" w:hint="eastAsia"/>
-          <w:sz w:val="18"/>
-          <w:szCs w:val="18"/>
-        </w:rPr>
-        <w:t>这是修改后的。</w:t>
-      </w:r>
-      <w:r>
-        <w:rPr>
-          <w:rFonts w:ascii="Times New Roman" w:eastAsia="宋体" w:hAnsi="Times New Roman" w:cs="Times New Roman" w:hint="eastAsia"/>
-          <w:sz w:val="18"/>
-          <w:szCs w:val="18"/>
-        </w:rPr>
-        <w:t>1</w:t>
-      </w:r>
-      <w:r>
-        <w:rPr>
-          <w:rFonts w:ascii="Times New Roman" w:eastAsia="宋体" w:hAnsi="Times New Roman" w:cs="Times New Roman"/>
-          <w:sz w:val="18"/>
-          <w:szCs w:val="18"/>
-        </w:rPr>
-        <w:t>1111111</w:t>
-      </w:r>
+          <w:rFonts w:ascii="Times New Roman" w:eastAsia="宋体" w:hAnsi="Times New Roman" w:cs="Times New Roman"/>
+          <w:sz w:val="18"/>
+          <w:szCs w:val="18"/>
+        </w:rPr>
+      </w:pPr>
     </w:p>
     <w:sectPr>
       <w:pgSz w:w="11906" w:h="16838"/>
